--- a/docs/intro/软件介绍.docx
+++ b/docs/intro/软件介绍.docx
@@ -840,7 +840,7 @@
       <w:r>
         <w:drawing>
           <wp:inline>
-            <wp:extent cx="3797808" cy="4389120"/>
+            <wp:extent cx="3657600" cy="4389120"/>
             <wp:effectExtent b="0" l="0" r="0" t="0"/>
             <wp:docPr descr="配筋平面图：柱表 / 墙表 / 梁表 + 逐跨原位标注 + 截面大样 + 材料表，可直接导入 CAD 微调" title="" id="1" name="Picture"/>
             <a:graphic>
@@ -861,7 +861,7 @@
                   <pic:spPr bwMode="auto">
                     <a:xfrm>
                       <a:off x="0" y="0"/>
-                      <a:ext cx="3797808" cy="4389120"/>
+                      <a:ext cx="3657600" cy="4389120"/>
                     </a:xfrm>
                     <a:prstGeom prst="rect">
                       <a:avLst/>
@@ -895,7 +895,7 @@
       <w:r>
         <w:drawing>
           <wp:inline>
-            <wp:extent cx="3791712" cy="4389120"/>
+            <wp:extent cx="3828288" cy="4389120"/>
             <wp:effectExtent b="0" l="0" r="0" t="0"/>
             <wp:docPr descr="板配筋施工图：板底钢筋（绿）+ 支座负筋（橙）+ 板表" title="" id="1" name="Picture"/>
             <a:graphic>
@@ -916,7 +916,7 @@
                   <pic:spPr bwMode="auto">
                     <a:xfrm>
                       <a:off x="0" y="0"/>
-                      <a:ext cx="3791712" cy="4389120"/>
+                      <a:ext cx="3828288" cy="4389120"/>
                     </a:xfrm>
                     <a:prstGeom prst="rect">
                       <a:avLst/>
@@ -950,7 +950,7 @@
       <w:r>
         <w:drawing>
           <wp:inline>
-            <wp:extent cx="4187952" cy="4389120"/>
+            <wp:extent cx="4773168" cy="4389120"/>
             <wp:effectExtent b="0" l="0" r="0" t="0"/>
             <wp:docPr descr="基础图：独基 / 条基 / 筏板 / 桩基 + 自动选型建议" title="" id="1" name="Picture"/>
             <a:graphic>
@@ -971,7 +971,7 @@
                   <pic:spPr bwMode="auto">
                     <a:xfrm>
                       <a:off x="0" y="0"/>
-                      <a:ext cx="4187952" cy="4389120"/>
+                      <a:ext cx="4773168" cy="4389120"/>
                     </a:xfrm>
                     <a:prstGeom prst="rect">
                       <a:avLst/>
